--- a/quotation-generator/assets/报价单模板-中国公司.docx
+++ b/quotation-generator/assets/报价单模板-中国公司.docx
@@ -3700,25 +3700,25 @@
                 <w:szCs w:val="24"/>
                 <w:lang w:val="en-US" w:eastAsia="zh-CN"/>
               </w:rPr>
-              <w:t>30</w:t>
-            </w:r>
-            <w:r>
-              <w:rPr>
-                <w:rFonts w:hint="default" w:ascii="FangSong" w:hAnsi="FangSong" w:eastAsia="FangSong" w:cs="FangSong"/>
+              <w:t>1</w:t>
+            </w:r>
+            <w:r>
+              <w:rPr>
+                <w:rFonts w:hint="eastAsia" w:ascii="FangSong" w:hAnsi="FangSong" w:eastAsia="FangSong" w:cs="FangSong"/>
+                <w:sz w:val="24"/>
+                <w:szCs w:val="24"/>
+                <w:lang w:val="en-US"/>
+              </w:rPr>
+              <w:t>,</w:t>
+            </w:r>
+            <w:r>
+              <w:rPr>
+                <w:rFonts w:hint="eastAsia" w:ascii="FangSong" w:hAnsi="FangSong" w:eastAsia="FangSong" w:cs="FangSong"/>
                 <w:sz w:val="24"/>
                 <w:szCs w:val="24"/>
                 <w:lang w:val="en-US" w:eastAsia="zh-CN"/>
               </w:rPr>
-              <w:t>,</w:t>
-            </w:r>
-            <w:r>
-              <w:rPr>
-                <w:rFonts w:hint="eastAsia" w:ascii="FangSong" w:hAnsi="FangSong" w:eastAsia="FangSong" w:cs="FangSong"/>
-                <w:sz w:val="24"/>
-                <w:szCs w:val="24"/>
-                <w:lang w:val="en-US" w:eastAsia="zh-CN"/>
-              </w:rPr>
-              <w:t>000</w:t>
+              <w:t>554</w:t>
             </w:r>
           </w:p>
         </w:tc>
@@ -3790,6 +3790,8 @@
               </w:rPr>
               <w:t>800</w:t>
             </w:r>
+            <w:bookmarkStart w:id="0" w:name="_GoBack"/>
+            <w:bookmarkEnd w:id="0"/>
           </w:p>
         </w:tc>
       </w:tr>
@@ -16471,7 +16473,7 @@
         </mc:Choice>
         <mc:Fallback>
           <w:pict>
-            <v:line id="直接连接符 1" o:spid="_x0000_s1026" o:spt="20" style="position:absolute;left:0pt;margin-left:-20.9pt;margin-top:4.1pt;height:0pt;width:504.35pt;z-index:251660288;mso-width-relative:page;mso-height-relative:page;" filled="f" stroked="t" coordsize="21600,21600" o:gfxdata="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">
+            <v:line id="直接连接符 1" o:spid="_x0000_s1026" o:spt="20" style="position:absolute;left:0pt;margin-left:-20.9pt;margin-top:4.1pt;height:0pt;width:504.35pt;z-index:251660288;mso-width-relative:page;mso-height-relative:page;" filled="f" stroked="t" coordsize="21600,21600" o:gfxdata="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">
               <v:fill on="f" focussize="0,0"/>
               <v:stroke weight="3pt" color="#0039C2 [3204]" miterlimit="8" joinstyle="miter"/>
               <v:imagedata o:title=""/>
@@ -18183,7 +18185,7 @@
 </file>
 
 <file path=customXml/item2.xml><?xml version="1.0" encoding="utf-8"?>
-<b:Sources xmlns="http://schemas.openxmlformats.org/officeDocument/2006/bibliography" xmlns:b="http://schemas.openxmlformats.org/officeDocument/2006/bibliography" SelectedStyle="\APASixthEditionOfficeOnline.xsl" Version="6" StyleName="APA"/>
+<b:Sources xmlns="http://schemas.openxmlformats.org/officeDocument/2006/bibliography" xmlns:b="http://schemas.openxmlformats.org/officeDocument/2006/bibliography" Version="6" SelectedStyle="\APASixthEditionOfficeOnline.xsl" StyleName="APA"/>
 </file>
 
 <file path=customXml/itemProps1.xml><?xml version="1.0" encoding="utf-8"?>

--- a/quotation-generator/assets/报价单模板-中国公司.docx
+++ b/quotation-generator/assets/报价单模板-中国公司.docx
@@ -3790,8 +3790,6 @@
               </w:rPr>
               <w:t>800</w:t>
             </w:r>
-            <w:bookmarkStart w:id="0" w:name="_GoBack"/>
-            <w:bookmarkEnd w:id="0"/>
           </w:p>
         </w:tc>
       </w:tr>
@@ -16234,10 +16232,10 @@
         <wp:anchor distT="0" distB="0" distL="114300" distR="114300" simplePos="0" relativeHeight="251659264" behindDoc="1" locked="0" layoutInCell="1" allowOverlap="1">
           <wp:simplePos x="0" y="0"/>
           <wp:positionH relativeFrom="column">
-            <wp:posOffset>-17145</wp:posOffset>
+            <wp:posOffset>-24130</wp:posOffset>
           </wp:positionH>
           <wp:positionV relativeFrom="paragraph">
-            <wp:posOffset>24130</wp:posOffset>
+            <wp:posOffset>-104140</wp:posOffset>
           </wp:positionV>
           <wp:extent cx="854710" cy="991870"/>
           <wp:effectExtent l="0" t="0" r="0" b="0"/>
@@ -16356,6 +16354,82 @@
         <w:lang w:val="de-DE" w:eastAsia="zh-CN"/>
       </w:rPr>
     </w:pPr>
+    <w:bookmarkStart w:id="0" w:name="_GoBack"/>
+    <w:r>
+      <w:rPr>
+        <w:rFonts w:hint="eastAsia" w:ascii="Arial" w:hAnsi="Arial" w:cs="Arial" w:eastAsiaTheme="minorEastAsia"/>
+        <w:b/>
+        <w:bCs/>
+        <w:lang w:eastAsia="zh-CN"/>
+      </w:rPr>
+      <mc:AlternateContent>
+        <mc:Choice Requires="wps">
+          <w:drawing>
+            <wp:anchor distT="0" distB="0" distL="114300" distR="114300" simplePos="0" relativeHeight="251660288" behindDoc="0" locked="0" layoutInCell="1" allowOverlap="1">
+              <wp:simplePos x="0" y="0"/>
+              <wp:positionH relativeFrom="column">
+                <wp:posOffset>-252095</wp:posOffset>
+              </wp:positionH>
+              <wp:positionV relativeFrom="paragraph">
+                <wp:posOffset>274320</wp:posOffset>
+              </wp:positionV>
+              <wp:extent cx="6405245" cy="0"/>
+              <wp:effectExtent l="0" t="19050" r="15240" b="19050"/>
+              <wp:wrapNone/>
+              <wp:docPr id="593019843" name="直接连接符 1"/>
+              <wp:cNvGraphicFramePr/>
+              <a:graphic xmlns:a="http://schemas.openxmlformats.org/drawingml/2006/main">
+                <a:graphicData uri="http://schemas.microsoft.com/office/word/2010/wordprocessingShape">
+                  <wps:wsp>
+                    <wps:cNvCnPr/>
+                    <wps:spPr>
+                      <a:xfrm>
+                        <a:off x="0" y="0"/>
+                        <a:ext cx="6404997" cy="0"/>
+                      </a:xfrm>
+                      <a:prstGeom prst="line">
+                        <a:avLst/>
+                      </a:prstGeom>
+                      <a:ln w="38100">
+                        <a:solidFill>
+                          <a:srgbClr val="0039C2"/>
+                        </a:solidFill>
+                      </a:ln>
+                    </wps:spPr>
+                    <wps:style>
+                      <a:lnRef idx="1">
+                        <a:schemeClr val="accent1"/>
+                      </a:lnRef>
+                      <a:fillRef idx="0">
+                        <a:schemeClr val="accent1"/>
+                      </a:fillRef>
+                      <a:effectRef idx="0">
+                        <a:schemeClr val="accent1"/>
+                      </a:effectRef>
+                      <a:fontRef idx="minor">
+                        <a:schemeClr val="tx1"/>
+                      </a:fontRef>
+                    </wps:style>
+                    <wps:bodyPr/>
+                  </wps:wsp>
+                </a:graphicData>
+              </a:graphic>
+            </wp:anchor>
+          </w:drawing>
+        </mc:Choice>
+        <mc:Fallback>
+          <w:pict>
+            <v:line id="直接连接符 1" o:spid="_x0000_s1026" o:spt="20" style="position:absolute;left:0pt;margin-left:-19.85pt;margin-top:21.6pt;height:0pt;width:504.35pt;z-index:251660288;mso-width-relative:page;mso-height-relative:page;" filled="f" stroked="t" coordsize="21600,21600" o:gfxdata="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">
+              <v:fill on="f" focussize="0,0"/>
+              <v:stroke weight="3pt" color="#0039C2 [3204]" miterlimit="8" joinstyle="miter"/>
+              <v:imagedata o:title=""/>
+              <o:lock v:ext="edit" aspectratio="f"/>
+            </v:line>
+          </w:pict>
+        </mc:Fallback>
+      </mc:AlternateContent>
+    </w:r>
+    <w:bookmarkEnd w:id="0"/>
     <w:r>
       <w:rPr>
         <w:rFonts w:ascii="微软雅黑" w:hAnsi="微软雅黑" w:eastAsia="微软雅黑" w:cs="Calibri"/>
@@ -16409,80 +16483,6 @@
         <w:lang w:val="de-DE" w:eastAsia="zh-CN"/>
       </w:rPr>
     </w:pPr>
-    <w:r>
-      <w:rPr>
-        <w:rFonts w:hint="eastAsia" w:ascii="Arial" w:hAnsi="Arial" w:cs="Arial" w:eastAsiaTheme="minorEastAsia"/>
-        <w:b/>
-        <w:bCs/>
-        <w:lang w:eastAsia="zh-CN"/>
-      </w:rPr>
-      <mc:AlternateContent>
-        <mc:Choice Requires="wps">
-          <w:drawing>
-            <wp:anchor distT="0" distB="0" distL="114300" distR="114300" simplePos="0" relativeHeight="251660288" behindDoc="0" locked="0" layoutInCell="1" allowOverlap="1">
-              <wp:simplePos x="0" y="0"/>
-              <wp:positionH relativeFrom="column">
-                <wp:posOffset>-265430</wp:posOffset>
-              </wp:positionH>
-              <wp:positionV relativeFrom="paragraph">
-                <wp:posOffset>52070</wp:posOffset>
-              </wp:positionV>
-              <wp:extent cx="6405245" cy="0"/>
-              <wp:effectExtent l="0" t="19050" r="15240" b="19050"/>
-              <wp:wrapNone/>
-              <wp:docPr id="593019843" name="直接连接符 1"/>
-              <wp:cNvGraphicFramePr/>
-              <a:graphic xmlns:a="http://schemas.openxmlformats.org/drawingml/2006/main">
-                <a:graphicData uri="http://schemas.microsoft.com/office/word/2010/wordprocessingShape">
-                  <wps:wsp>
-                    <wps:cNvCnPr/>
-                    <wps:spPr>
-                      <a:xfrm>
-                        <a:off x="0" y="0"/>
-                        <a:ext cx="6404997" cy="0"/>
-                      </a:xfrm>
-                      <a:prstGeom prst="line">
-                        <a:avLst/>
-                      </a:prstGeom>
-                      <a:ln w="38100">
-                        <a:solidFill>
-                          <a:srgbClr val="0039C2"/>
-                        </a:solidFill>
-                      </a:ln>
-                    </wps:spPr>
-                    <wps:style>
-                      <a:lnRef idx="1">
-                        <a:schemeClr val="accent1"/>
-                      </a:lnRef>
-                      <a:fillRef idx="0">
-                        <a:schemeClr val="accent1"/>
-                      </a:fillRef>
-                      <a:effectRef idx="0">
-                        <a:schemeClr val="accent1"/>
-                      </a:effectRef>
-                      <a:fontRef idx="minor">
-                        <a:schemeClr val="tx1"/>
-                      </a:fontRef>
-                    </wps:style>
-                    <wps:bodyPr/>
-                  </wps:wsp>
-                </a:graphicData>
-              </a:graphic>
-            </wp:anchor>
-          </w:drawing>
-        </mc:Choice>
-        <mc:Fallback>
-          <w:pict>
-            <v:line id="直接连接符 1" o:spid="_x0000_s1026" o:spt="20" style="position:absolute;left:0pt;margin-left:-20.9pt;margin-top:4.1pt;height:0pt;width:504.35pt;z-index:251660288;mso-width-relative:page;mso-height-relative:page;" filled="f" stroked="t" coordsize="21600,21600" o:gfxdata="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">
-              <v:fill on="f" focussize="0,0"/>
-              <v:stroke weight="3pt" color="#0039C2 [3204]" miterlimit="8" joinstyle="miter"/>
-              <v:imagedata o:title=""/>
-              <o:lock v:ext="edit" aspectratio="f"/>
-            </v:line>
-          </w:pict>
-        </mc:Fallback>
-      </mc:AlternateContent>
-    </w:r>
   </w:p>
 </w:hdr>
 </file>

--- a/quotation-generator/assets/报价单模板-中国公司.docx
+++ b/quotation-generator/assets/报价单模板-中国公司.docx
@@ -16232,7 +16232,7 @@
         <wp:anchor distT="0" distB="0" distL="114300" distR="114300" simplePos="0" relativeHeight="251659264" behindDoc="1" locked="0" layoutInCell="1" allowOverlap="1">
           <wp:simplePos x="0" y="0"/>
           <wp:positionH relativeFrom="column">
-            <wp:posOffset>-24130</wp:posOffset>
+            <wp:posOffset>-10795</wp:posOffset>
           </wp:positionH>
           <wp:positionV relativeFrom="paragraph">
             <wp:posOffset>-104140</wp:posOffset>
@@ -16354,82 +16354,6 @@
         <w:lang w:val="de-DE" w:eastAsia="zh-CN"/>
       </w:rPr>
     </w:pPr>
-    <w:bookmarkStart w:id="0" w:name="_GoBack"/>
-    <w:r>
-      <w:rPr>
-        <w:rFonts w:hint="eastAsia" w:ascii="Arial" w:hAnsi="Arial" w:cs="Arial" w:eastAsiaTheme="minorEastAsia"/>
-        <w:b/>
-        <w:bCs/>
-        <w:lang w:eastAsia="zh-CN"/>
-      </w:rPr>
-      <mc:AlternateContent>
-        <mc:Choice Requires="wps">
-          <w:drawing>
-            <wp:anchor distT="0" distB="0" distL="114300" distR="114300" simplePos="0" relativeHeight="251660288" behindDoc="0" locked="0" layoutInCell="1" allowOverlap="1">
-              <wp:simplePos x="0" y="0"/>
-              <wp:positionH relativeFrom="column">
-                <wp:posOffset>-252095</wp:posOffset>
-              </wp:positionH>
-              <wp:positionV relativeFrom="paragraph">
-                <wp:posOffset>274320</wp:posOffset>
-              </wp:positionV>
-              <wp:extent cx="6405245" cy="0"/>
-              <wp:effectExtent l="0" t="19050" r="15240" b="19050"/>
-              <wp:wrapNone/>
-              <wp:docPr id="593019843" name="直接连接符 1"/>
-              <wp:cNvGraphicFramePr/>
-              <a:graphic xmlns:a="http://schemas.openxmlformats.org/drawingml/2006/main">
-                <a:graphicData uri="http://schemas.microsoft.com/office/word/2010/wordprocessingShape">
-                  <wps:wsp>
-                    <wps:cNvCnPr/>
-                    <wps:spPr>
-                      <a:xfrm>
-                        <a:off x="0" y="0"/>
-                        <a:ext cx="6404997" cy="0"/>
-                      </a:xfrm>
-                      <a:prstGeom prst="line">
-                        <a:avLst/>
-                      </a:prstGeom>
-                      <a:ln w="38100">
-                        <a:solidFill>
-                          <a:srgbClr val="0039C2"/>
-                        </a:solidFill>
-                      </a:ln>
-                    </wps:spPr>
-                    <wps:style>
-                      <a:lnRef idx="1">
-                        <a:schemeClr val="accent1"/>
-                      </a:lnRef>
-                      <a:fillRef idx="0">
-                        <a:schemeClr val="accent1"/>
-                      </a:fillRef>
-                      <a:effectRef idx="0">
-                        <a:schemeClr val="accent1"/>
-                      </a:effectRef>
-                      <a:fontRef idx="minor">
-                        <a:schemeClr val="tx1"/>
-                      </a:fontRef>
-                    </wps:style>
-                    <wps:bodyPr/>
-                  </wps:wsp>
-                </a:graphicData>
-              </a:graphic>
-            </wp:anchor>
-          </w:drawing>
-        </mc:Choice>
-        <mc:Fallback>
-          <w:pict>
-            <v:line id="直接连接符 1" o:spid="_x0000_s1026" o:spt="20" style="position:absolute;left:0pt;margin-left:-19.85pt;margin-top:21.6pt;height:0pt;width:504.35pt;z-index:251660288;mso-width-relative:page;mso-height-relative:page;" filled="f" stroked="t" coordsize="21600,21600" o:gfxdata="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">
-              <v:fill on="f" focussize="0,0"/>
-              <v:stroke weight="3pt" color="#0039C2 [3204]" miterlimit="8" joinstyle="miter"/>
-              <v:imagedata o:title=""/>
-              <o:lock v:ext="edit" aspectratio="f"/>
-            </v:line>
-          </w:pict>
-        </mc:Fallback>
-      </mc:AlternateContent>
-    </w:r>
-    <w:bookmarkEnd w:id="0"/>
     <w:r>
       <w:rPr>
         <w:rFonts w:ascii="微软雅黑" w:hAnsi="微软雅黑" w:eastAsia="微软雅黑" w:cs="Calibri"/>
@@ -16483,6 +16407,82 @@
         <w:lang w:val="de-DE" w:eastAsia="zh-CN"/>
       </w:rPr>
     </w:pPr>
+    <w:bookmarkStart w:id="0" w:name="_GoBack"/>
+    <w:r>
+      <w:rPr>
+        <w:rFonts w:hint="eastAsia" w:ascii="Arial" w:hAnsi="Arial" w:cs="Arial" w:eastAsiaTheme="minorEastAsia"/>
+        <w:b/>
+        <w:bCs/>
+        <w:lang w:eastAsia="zh-CN"/>
+      </w:rPr>
+      <mc:AlternateContent>
+        <mc:Choice Requires="wps">
+          <w:drawing>
+            <wp:anchor distT="0" distB="0" distL="114300" distR="114300" simplePos="0" relativeHeight="251660288" behindDoc="0" locked="0" layoutInCell="1" allowOverlap="1">
+              <wp:simplePos x="0" y="0"/>
+              <wp:positionH relativeFrom="column">
+                <wp:posOffset>-258445</wp:posOffset>
+              </wp:positionH>
+              <wp:positionV relativeFrom="paragraph">
+                <wp:posOffset>38735</wp:posOffset>
+              </wp:positionV>
+              <wp:extent cx="6405245" cy="0"/>
+              <wp:effectExtent l="0" t="19050" r="15240" b="19050"/>
+              <wp:wrapNone/>
+              <wp:docPr id="593019843" name="直接连接符 1"/>
+              <wp:cNvGraphicFramePr/>
+              <a:graphic xmlns:a="http://schemas.openxmlformats.org/drawingml/2006/main">
+                <a:graphicData uri="http://schemas.microsoft.com/office/word/2010/wordprocessingShape">
+                  <wps:wsp>
+                    <wps:cNvCnPr/>
+                    <wps:spPr>
+                      <a:xfrm>
+                        <a:off x="0" y="0"/>
+                        <a:ext cx="6404997" cy="0"/>
+                      </a:xfrm>
+                      <a:prstGeom prst="line">
+                        <a:avLst/>
+                      </a:prstGeom>
+                      <a:ln w="38100">
+                        <a:solidFill>
+                          <a:srgbClr val="0039C2"/>
+                        </a:solidFill>
+                      </a:ln>
+                    </wps:spPr>
+                    <wps:style>
+                      <a:lnRef idx="1">
+                        <a:schemeClr val="accent1"/>
+                      </a:lnRef>
+                      <a:fillRef idx="0">
+                        <a:schemeClr val="accent1"/>
+                      </a:fillRef>
+                      <a:effectRef idx="0">
+                        <a:schemeClr val="accent1"/>
+                      </a:effectRef>
+                      <a:fontRef idx="minor">
+                        <a:schemeClr val="tx1"/>
+                      </a:fontRef>
+                    </wps:style>
+                    <wps:bodyPr/>
+                  </wps:wsp>
+                </a:graphicData>
+              </a:graphic>
+            </wp:anchor>
+          </w:drawing>
+        </mc:Choice>
+        <mc:Fallback>
+          <w:pict>
+            <v:line id="直接连接符 1" o:spid="_x0000_s1026" o:spt="20" style="position:absolute;left:0pt;margin-left:-20.35pt;margin-top:3.05pt;height:0pt;width:504.35pt;z-index:251660288;mso-width-relative:page;mso-height-relative:page;" filled="f" stroked="t" coordsize="21600,21600" o:gfxdata="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">
+              <v:fill on="f" focussize="0,0"/>
+              <v:stroke weight="3pt" color="#0039C2 [3204]" miterlimit="8" joinstyle="miter"/>
+              <v:imagedata o:title=""/>
+              <o:lock v:ext="edit" aspectratio="f"/>
+            </v:line>
+          </w:pict>
+        </mc:Fallback>
+      </mc:AlternateContent>
+    </w:r>
+    <w:bookmarkEnd w:id="0"/>
   </w:p>
 </w:hdr>
 </file>
